--- a/docs/as-built/docx/fulfillment.docx
+++ b/docs/as-built/docx/fulfillment.docx
@@ -425,7 +425,7 @@
               <a:graphicData uri="http://schemas.openxmlformats.org/drawingml/2006/picture">
                 <pic:pic>
                   <pic:nvPicPr>
-                    <pic:cNvPr descr="/tmp/docximg-dY8fbM/fulfillment_md_1.png" id="23" name="Picture"/>
+                    <pic:cNvPr descr="/tmp/docximg-d8ZS2x/fulfillment_md_1.png" id="23" name="Picture"/>
                     <pic:cNvPicPr>
                       <a:picLocks noChangeArrowheads="1" noChangeAspect="1"/>
                     </pic:cNvPicPr>
@@ -5032,7 +5032,7 @@
               <a:graphicData uri="http://schemas.openxmlformats.org/drawingml/2006/picture">
                 <pic:pic>
                   <pic:nvPicPr>
-                    <pic:cNvPr descr="/tmp/docximg-dY8fbM/fulfillment_md_2.png" id="35" name="Picture"/>
+                    <pic:cNvPr descr="/tmp/docximg-d8ZS2x/fulfillment_md_2.png" id="35" name="Picture"/>
                     <pic:cNvPicPr>
                       <a:picLocks noChangeArrowheads="1" noChangeAspect="1"/>
                     </pic:cNvPicPr>
@@ -6362,7 +6362,7 @@
               <a:graphicData uri="http://schemas.openxmlformats.org/drawingml/2006/picture">
                 <pic:pic>
                   <pic:nvPicPr>
-                    <pic:cNvPr descr="/tmp/docximg-dY8fbM/fulfillment_md_3.png" id="39" name="Picture"/>
+                    <pic:cNvPr descr="/tmp/docximg-d8ZS2x/fulfillment_md_3.png" id="39" name="Picture"/>
                     <pic:cNvPicPr>
                       <a:picLocks noChangeArrowheads="1" noChangeAspect="1"/>
                     </pic:cNvPicPr>
@@ -6768,13 +6768,13 @@
       </w:r>
     </w:p>
     <w:bookmarkEnd w:id="44"/>
-    <w:bookmarkStart w:id="45" w:name="Xdf79f7f223989e9e6714de3607be0723dd83d57"/>
+    <w:bookmarkStart w:id="45" w:name="Xbdb564fcab6f6f71ef61f22280b7304c50ca780"/>
     <w:p>
       <w:pPr>
         <w:pStyle w:val="Heading2"/>
       </w:pPr>
       <w:r>
-        <w:t xml:space="preserve">6. Processes (the journey, as data)</w:t>
+        <w:t xml:space="preserve">6. Processes &amp; ops console</w:t>
       </w:r>
     </w:p>
     <w:p>
@@ -6950,6 +6950,315 @@
         <w:t xml:space="preserve">.</w:t>
       </w:r>
     </w:p>
+    <w:p>
+      <w:pPr>
+        <w:pStyle w:val="FirstParagraph"/>
+      </w:pPr>
+      <w:r>
+        <w:rPr>
+          <w:bCs/>
+          <w:b/>
+        </w:rPr>
+        <w:t xml:space="preserve">Ops console</w:t>
+      </w:r>
+      <w:r>
+        <w:t xml:space="preserve"> </w:t>
+      </w:r>
+      <w:r>
+        <w:t xml:space="preserve">—</w:t>
+      </w:r>
+      <w:r>
+        <w:t xml:space="preserve"> </w:t>
+      </w:r>
+      <w:r>
+        <w:rPr>
+          <w:rStyle w:val="VerbatimChar"/>
+        </w:rPr>
+        <w:t xml:space="preserve">sophix:fulfillment:*</w:t>
+      </w:r>
+      <w:r>
+        <w:t xml:space="preserve">, wrapping the existing</w:t>
+      </w:r>
+      <w:r>
+        <w:t xml:space="preserve"> </w:t>
+      </w:r>
+      <w:r>
+        <w:rPr>
+          <w:rStyle w:val="VerbatimChar"/>
+        </w:rPr>
+        <w:t xml:space="preserve">OrderCaptureService</w:t>
+      </w:r>
+      <w:r>
+        <w:t xml:space="preserve"> </w:t>
+      </w:r>
+      <w:r>
+        <w:t xml:space="preserve">desk ops (no approval gate; break-glass for ops with shell access):</w:t>
+      </w:r>
+    </w:p>
+    <w:tbl>
+      <w:tblPr>
+        <w:tblStyle w:val="Table"/>
+        <w:tblW w:type="auto" w:w="0"/>
+        <w:tblLook w:firstRow="1" w:lastRow="0" w:firstColumn="0" w:lastColumn="0" w:noHBand="0" w:noVBand="0" w:val="0020"/>
+        <w:jc w:val="start"/>
+      </w:tblPr>
+      <w:tblGrid>
+        <w:gridCol w:w="2640"/>
+        <w:gridCol w:w="2640"/>
+        <w:gridCol w:w="2640"/>
+      </w:tblGrid>
+      <w:tr>
+        <w:trPr>
+          <w:tblHeader w:val="true"/>
+        </w:trPr>
+        <w:tc>
+          <w:tcPr/>
+          <w:p>
+            <w:pPr>
+              <w:pStyle w:val="Compact"/>
+              <w:jc w:val="left"/>
+            </w:pPr>
+            <w:r>
+              <w:t xml:space="preserve">Command</w:t>
+            </w:r>
+          </w:p>
+        </w:tc>
+        <w:tc>
+          <w:tcPr/>
+          <w:p>
+            <w:pPr>
+              <w:pStyle w:val="Compact"/>
+              <w:jc w:val="left"/>
+            </w:pPr>
+            <w:r>
+              <w:t xml:space="preserve">Kind</w:t>
+            </w:r>
+          </w:p>
+        </w:tc>
+        <w:tc>
+          <w:tcPr/>
+          <w:p>
+            <w:pPr>
+              <w:pStyle w:val="Compact"/>
+              <w:jc w:val="left"/>
+            </w:pPr>
+            <w:r>
+              <w:t xml:space="preserve">Does</w:t>
+            </w:r>
+          </w:p>
+        </w:tc>
+      </w:tr>
+      <w:tr>
+        <w:tc>
+          <w:tcPr/>
+          <w:p>
+            <w:pPr>
+              <w:pStyle w:val="Compact"/>
+              <w:jc w:val="left"/>
+            </w:pPr>
+            <w:r>
+              <w:rPr>
+                <w:rStyle w:val="VerbatimChar"/>
+              </w:rPr>
+              <w:t xml:space="preserve">ops-status [--operator]</w:t>
+            </w:r>
+          </w:p>
+        </w:tc>
+        <w:tc>
+          <w:tcPr/>
+          <w:p>
+            <w:pPr>
+              <w:pStyle w:val="Compact"/>
+              <w:jc w:val="left"/>
+            </w:pPr>
+            <w:r>
+              <w:t xml:space="preserve">review</w:t>
+            </w:r>
+          </w:p>
+        </w:tc>
+        <w:tc>
+          <w:tcPr/>
+          <w:p>
+            <w:pPr>
+              <w:pStyle w:val="Compact"/>
+              <w:jc w:val="left"/>
+            </w:pPr>
+            <w:r>
+              <w:t xml:space="preserve">counts of orders parked mid-journey: awaiting-payment/install/KYC, activating, captured, completed, cancelled (optionally scoped to one operator)</w:t>
+            </w:r>
+          </w:p>
+        </w:tc>
+      </w:tr>
+      <w:tr>
+        <w:tc>
+          <w:tcPr/>
+          <w:p>
+            <w:pPr>
+              <w:pStyle w:val="Compact"/>
+              <w:jc w:val="left"/>
+            </w:pPr>
+            <w:r>
+              <w:rPr>
+                <w:rStyle w:val="VerbatimChar"/>
+              </w:rPr>
+              <w:t xml:space="preserve">order-show {order}</w:t>
+            </w:r>
+          </w:p>
+        </w:tc>
+        <w:tc>
+          <w:tcPr/>
+          <w:p>
+            <w:pPr>
+              <w:pStyle w:val="Compact"/>
+              <w:jc w:val="left"/>
+            </w:pPr>
+            <w:r>
+              <w:t xml:space="preserve">review</w:t>
+            </w:r>
+          </w:p>
+        </w:tc>
+        <w:tc>
+          <w:tcPr/>
+          <w:p>
+            <w:pPr>
+              <w:pStyle w:val="Compact"/>
+              <w:jc w:val="left"/>
+            </w:pPr>
+            <w:r>
+              <w:t xml:space="preserve">one order's state, step ledger and driving workflow instance (read-only)</w:t>
+            </w:r>
+          </w:p>
+        </w:tc>
+      </w:tr>
+      <w:tr>
+        <w:tc>
+          <w:tcPr/>
+          <w:p>
+            <w:pPr>
+              <w:pStyle w:val="Compact"/>
+              <w:jc w:val="left"/>
+            </w:pPr>
+            <w:r>
+              <w:rPr>
+                <w:rStyle w:val="VerbatimChar"/>
+              </w:rPr>
+              <w:t xml:space="preserve">order-fix {order} {action}</w:t>
+            </w:r>
+          </w:p>
+        </w:tc>
+        <w:tc>
+          <w:tcPr/>
+          <w:p>
+            <w:pPr>
+              <w:pStyle w:val="Compact"/>
+              <w:jc w:val="left"/>
+            </w:pPr>
+            <w:r>
+              <w:t xml:space="preserve">safe-correction</w:t>
+            </w:r>
+          </w:p>
+        </w:tc>
+        <w:tc>
+          <w:tcPr/>
+          <w:p>
+            <w:pPr>
+              <w:pStyle w:val="Compact"/>
+              <w:jc w:val="left"/>
+            </w:pPr>
+            <w:r>
+              <w:t xml:space="preserve">drive one order forward via</w:t>
+            </w:r>
+            <w:r>
+              <w:t xml:space="preserve"> </w:t>
+            </w:r>
+            <w:r>
+              <w:rPr>
+                <w:rStyle w:val="VerbatimChar"/>
+              </w:rPr>
+              <w:t xml:space="preserve">OrderCaptureService</w:t>
+            </w:r>
+            <w:r>
+              <w:t xml:space="preserve"> </w:t>
+            </w:r>
+            <w:r>
+              <w:t xml:space="preserve">—</w:t>
+            </w:r>
+            <w:r>
+              <w:t xml:space="preserve"> </w:t>
+            </w:r>
+            <w:r>
+              <w:rPr>
+                <w:rStyle w:val="VerbatimChar"/>
+              </w:rPr>
+              <w:t xml:space="preserve">confirm-deposit</w:t>
+            </w:r>
+            <w:r>
+              <w:t xml:space="preserve">/</w:t>
+            </w:r>
+            <w:r>
+              <w:rPr>
+                <w:rStyle w:val="VerbatimChar"/>
+              </w:rPr>
+              <w:t xml:space="preserve">complete</w:t>
+            </w:r>
+            <w:r>
+              <w:t xml:space="preserve">/</w:t>
+            </w:r>
+            <w:r>
+              <w:rPr>
+                <w:rStyle w:val="VerbatimChar"/>
+              </w:rPr>
+              <w:t xml:space="preserve">cancel</w:t>
+            </w:r>
+            <w:r>
+              <w:t xml:space="preserve">;</w:t>
+            </w:r>
+            <w:r>
+              <w:t xml:space="preserve"> </w:t>
+            </w:r>
+            <w:r>
+              <w:rPr>
+                <w:rStyle w:val="VerbatimChar"/>
+              </w:rPr>
+              <w:t xml:space="preserve">cancel</w:t>
+            </w:r>
+            <w:r>
+              <w:t xml:space="preserve"> </w:t>
+            </w:r>
+            <w:r>
+              <w:t xml:space="preserve">is destructive and needs</w:t>
+            </w:r>
+            <w:r>
+              <w:t xml:space="preserve"> </w:t>
+            </w:r>
+            <w:r>
+              <w:rPr>
+                <w:rStyle w:val="VerbatimChar"/>
+              </w:rPr>
+              <w:t xml:space="preserve">--confirm</w:t>
+            </w:r>
+            <w:r>
+              <w:t xml:space="preserve"> </w:t>
+            </w:r>
+            <w:r>
+              <w:t xml:space="preserve">(+</w:t>
+            </w:r>
+            <w:r>
+              <w:t xml:space="preserve"> </w:t>
+            </w:r>
+            <w:r>
+              <w:rPr>
+                <w:rStyle w:val="VerbatimChar"/>
+              </w:rPr>
+              <w:t xml:space="preserve">--reason</w:t>
+            </w:r>
+            <w:r>
+              <w:t xml:space="preserve">)</w:t>
+            </w:r>
+          </w:p>
+        </w:tc>
+      </w:tr>
+    </w:tbl>
     <w:bookmarkEnd w:id="45"/>
     <w:bookmarkStart w:id="46" w:name="X1bf2a627be6ee103cb059e15364eccb4d059631"/>
     <w:p>

--- a/docs/as-built/docx/fulfillment.docx
+++ b/docs/as-built/docx/fulfillment.docx
@@ -425,7 +425,7 @@
               <a:graphicData uri="http://schemas.openxmlformats.org/drawingml/2006/picture">
                 <pic:pic>
                   <pic:nvPicPr>
-                    <pic:cNvPr descr="/tmp/docximg-d8ZS2x/fulfillment_md_1.png" id="23" name="Picture"/>
+                    <pic:cNvPr descr="/tmp/docximg-J7W2Aj/fulfillment_md_1.png" id="23" name="Picture"/>
                     <pic:cNvPicPr>
                       <a:picLocks noChangeArrowheads="1" noChangeAspect="1"/>
                     </pic:cNvPicPr>
@@ -1181,226 +1181,6 @@
         </w:rPr>
         <w:t xml:space="preserve">Who does what:</w:t>
       </w:r>
-      <w:r>
-        <w:t xml:space="preserve"> </w:t>
-      </w:r>
-      <w:r>
-        <w:t xml:space="preserve">the tech finalizes the WO →</w:t>
-      </w:r>
-      <w:r>
-        <w:t xml:space="preserve"> </w:t>
-      </w:r>
-      <w:r>
-        <w:rPr>
-          <w:rStyle w:val="VerbatimChar"/>
-        </w:rPr>
-        <w:t xml:space="preserve">WorkOrderFinalized</w:t>
-      </w:r>
-      <w:r>
-        <w:t xml:space="preserve"> </w:t>
-      </w:r>
-      <w:r>
-        <w:t xml:space="preserve">(outbox) →</w:t>
-      </w:r>
-      <w:r>
-        <w:t xml:space="preserve"> </w:t>
-      </w:r>
-      <w:r>
-        <w:rPr>
-          <w:rStyle w:val="VerbatimChar"/>
-        </w:rPr>
-        <w:t xml:space="preserve">ResumeOrderOnInstallFinalized</w:t>
-      </w:r>
-      <w:r>
-        <w:t xml:space="preserve"> </w:t>
-      </w:r>
-      <w:r>
-        <w:t xml:space="preserve">correlates the</w:t>
-      </w:r>
-      <w:r>
-        <w:t xml:space="preserve"> </w:t>
-      </w:r>
-      <w:r>
-        <w:rPr>
-          <w:rStyle w:val="VerbatimChar"/>
-        </w:rPr>
-        <w:t xml:space="preserve">ful-install-finalized</w:t>
-      </w:r>
-      <w:r>
-        <w:t xml:space="preserve"> </w:t>
-      </w:r>
-      <w:r>
-        <w:t xml:space="preserve">catch → the flow resumes and moves</w:t>
-      </w:r>
-      <w:r>
-        <w:t xml:space="preserve"> </w:t>
-      </w:r>
-      <w:r>
-        <w:t xml:space="preserve">on to the KYC gate.</w:t>
-      </w:r>
-      <w:r>
-        <w:t xml:space="preserve"> </w:t>
-      </w:r>
-      <w:r>
-        <w:rPr>
-          <w:iCs/>
-          <w:i/>
-        </w:rPr>
-        <w:t xml:space="preserve">Foundation: outbox listener + message correlation.</w:t>
-      </w:r>
-    </w:p>
-    <w:bookmarkEnd w:id="26"/>
-    <w:bookmarkStart w:id="27" w:name="X6f51d453cda676e18b0753d230952c65e41ff4a"/>
-    <w:p>
-      <w:pPr>
-        <w:pStyle w:val="Heading3"/>
-      </w:pPr>
-      <w:r>
-        <w:t xml:space="preserve">4. Desk completes the install (manual path)</w:t>
-      </w:r>
-    </w:p>
-    <w:p>
-      <w:pPr>
-        <w:pStyle w:val="FirstParagraph"/>
-      </w:pPr>
-      <w:r>
-        <w:rPr>
-          <w:bCs/>
-          <w:b/>
-        </w:rPr>
-        <w:t xml:space="preserve">The story:</w:t>
-      </w:r>
-      <w:r>
-        <w:t xml:space="preserve"> </w:t>
-      </w:r>
-      <w:r>
-        <w:t xml:space="preserve">Sometimes the work-order event isn't the trigger — a desk agent confirms the install</w:t>
-      </w:r>
-      <w:r>
-        <w:t xml:space="preserve"> </w:t>
-      </w:r>
-      <w:r>
-        <w:t xml:space="preserve">manually instead. Either way reaches the exact same waiting point and resumes it.</w:t>
-      </w:r>
-    </w:p>
-    <w:p>
-      <w:pPr>
-        <w:pStyle w:val="BodyText"/>
-      </w:pPr>
-      <w:r>
-        <w:rPr>
-          <w:bCs/>
-          <w:b/>
-        </w:rPr>
-        <w:t xml:space="preserve">Who does what:</w:t>
-      </w:r>
-      <w:r>
-        <w:t xml:space="preserve"> </w:t>
-      </w:r>
-      <w:r>
-        <w:rPr>
-          <w:rStyle w:val="VerbatimChar"/>
-        </w:rPr>
-        <w:t xml:space="preserve">POST …/{id}/complete</w:t>
-      </w:r>
-      <w:r>
-        <w:t xml:space="preserve"> </w:t>
-      </w:r>
-      <w:r>
-        <w:t xml:space="preserve">→</w:t>
-      </w:r>
-      <w:r>
-        <w:t xml:space="preserve"> </w:t>
-      </w:r>
-      <w:r>
-        <w:rPr>
-          <w:rStyle w:val="VerbatimChar"/>
-        </w:rPr>
-        <w:t xml:space="preserve">OrderCaptureService::complete</w:t>
-      </w:r>
-      <w:r>
-        <w:t xml:space="preserve"> </w:t>
-      </w:r>
-      <w:r>
-        <w:t xml:space="preserve">correlates the same</w:t>
-      </w:r>
-      <w:r>
-        <w:t xml:space="preserve"> </w:t>
-      </w:r>
-      <w:r>
-        <w:rPr>
-          <w:rStyle w:val="VerbatimChar"/>
-        </w:rPr>
-        <w:t xml:space="preserve">ful-install-finalized</w:t>
-      </w:r>
-      <w:r>
-        <w:t xml:space="preserve"> </w:t>
-      </w:r>
-      <w:r>
-        <w:t xml:space="preserve">message (the desk equivalent of the WO event).</w:t>
-      </w:r>
-      <w:r>
-        <w:t xml:space="preserve"> </w:t>
-      </w:r>
-      <w:r>
-        <w:rPr>
-          <w:iCs/>
-          <w:i/>
-        </w:rPr>
-        <w:t xml:space="preserve">Shows: two ways to resume one catch.</w:t>
-      </w:r>
-    </w:p>
-    <w:bookmarkEnd w:id="27"/>
-    <w:bookmarkStart w:id="28" w:name="X1fb204b00b327ac3629ee29e7a63dc64f964650"/>
-    <w:p>
-      <w:pPr>
-        <w:pStyle w:val="Heading3"/>
-      </w:pPr>
-      <w:r>
-        <w:t xml:space="preserve">5. KYC gate parks, then approval resumes</w:t>
-      </w:r>
-    </w:p>
-    <w:p>
-      <w:pPr>
-        <w:pStyle w:val="FirstParagraph"/>
-      </w:pPr>
-      <w:r>
-        <w:rPr>
-          <w:bCs/>
-          <w:b/>
-        </w:rPr>
-        <w:t xml:space="preserve">The story:</w:t>
-      </w:r>
-      <w:r>
-        <w:t xml:space="preserve"> </w:t>
-      </w:r>
-      <w:r>
-        <w:t xml:space="preserve">Before the service can go live, the customer's identity check (KYC) must pass. If it's still</w:t>
-      </w:r>
-      <w:r>
-        <w:t xml:space="preserve"> </w:t>
-      </w:r>
-      <w:r>
-        <w:t xml:space="preserve">pending, the order waits at the KYC gate. When compliance approves the customer, the order wakes up, walks</w:t>
-      </w:r>
-      <w:r>
-        <w:t xml:space="preserve"> </w:t>
-      </w:r>
-      <w:r>
-        <w:t xml:space="preserve">back through the gate (now passing), and activates the service.</w:t>
-      </w:r>
-    </w:p>
-    <w:p>
-      <w:pPr>
-        <w:pStyle w:val="BodyText"/>
-      </w:pPr>
-      <w:r>
-        <w:rPr>
-          <w:bCs/>
-          <w:b/>
-        </w:rPr>
-        <w:t xml:space="preserve">Who does what:</w:t>
-      </w:r>
     </w:p>
     <w:p>
       <w:pPr>
@@ -1411,40 +1191,22 @@
         <w:pStyle w:val="Compact"/>
       </w:pPr>
       <w:r>
-        <w:rPr>
-          <w:rStyle w:val="VerbatimChar"/>
-        </w:rPr>
-        <w:t xml:space="preserve">KycGateHandler</w:t>
-      </w:r>
-      <w:r>
-        <w:t xml:space="preserve">: customer is</w:t>
-      </w:r>
-      <w:r>
-        <w:t xml:space="preserve"> </w:t>
-      </w:r>
-      <w:r>
-        <w:rPr>
-          <w:rStyle w:val="VerbatimChar"/>
-        </w:rPr>
-        <w:t xml:space="preserve">PENDING</w:t>
-      </w:r>
-      <w:r>
-        <w:t xml:space="preserve"> </w:t>
-      </w:r>
-      <w:r>
-        <w:t xml:space="preserve">→ park at</w:t>
-      </w:r>
-      <w:r>
-        <w:t xml:space="preserve"> </w:t>
-      </w:r>
-      <w:r>
-        <w:rPr>
-          <w:rStyle w:val="VerbatimChar"/>
-        </w:rPr>
-        <w:t xml:space="preserve">AWAITING_KYC</w:t>
-      </w:r>
-      <w:r>
-        <w:t xml:space="preserve">.</w:t>
+        <w:t xml:space="preserve">the tech finalizes the WO →</w:t>
+      </w:r>
+      <w:r>
+        <w:t xml:space="preserve"> </w:t>
+      </w:r>
+      <w:r>
+        <w:rPr>
+          <w:rStyle w:val="VerbatimChar"/>
+        </w:rPr>
+        <w:t xml:space="preserve">WorkOrderFinalized</w:t>
+      </w:r>
+      <w:r>
+        <w:t xml:space="preserve"> </w:t>
+      </w:r>
+      <w:r>
+        <w:t xml:space="preserve">(outbox).</w:t>
       </w:r>
     </w:p>
     <w:p>
@@ -1456,55 +1218,43 @@
         <w:pStyle w:val="Compact"/>
       </w:pPr>
       <w:r>
-        <w:t xml:space="preserve">Final KYC approval →</w:t>
-      </w:r>
-      <w:r>
-        <w:t xml:space="preserve"> </w:t>
-      </w:r>
-      <w:r>
-        <w:rPr>
-          <w:rStyle w:val="VerbatimChar"/>
-        </w:rPr>
-        <w:t xml:space="preserve">CustomerKycApproved</w:t>
-      </w:r>
-      <w:r>
-        <w:t xml:space="preserve"> </w:t>
-      </w:r>
-      <w:r>
-        <w:t xml:space="preserve">→</w:t>
-      </w:r>
-      <w:r>
-        <w:t xml:space="preserve"> </w:t>
-      </w:r>
-      <w:r>
-        <w:rPr>
-          <w:rStyle w:val="VerbatimChar"/>
-        </w:rPr>
-        <w:t xml:space="preserve">ResumeOrderOnKycApproved</w:t>
-      </w:r>
-      <w:r>
-        <w:t xml:space="preserve"> </w:t>
-      </w:r>
-      <w:r>
-        <w:t xml:space="preserve">→ the flow loops back through the</w:t>
-      </w:r>
-      <w:r>
-        <w:t xml:space="preserve"> </w:t>
-      </w:r>
-      <w:r>
-        <w:t xml:space="preserve">gate (now</w:t>
-      </w:r>
-      <w:r>
-        <w:t xml:space="preserve"> </w:t>
-      </w:r>
-      <w:r>
-        <w:rPr>
-          <w:rStyle w:val="VerbatimChar"/>
-        </w:rPr>
-        <w:t xml:space="preserve">APPROVED</w:t>
-      </w:r>
-      <w:r>
-        <w:t xml:space="preserve">) → activation.</w:t>
+        <w:rPr>
+          <w:rStyle w:val="VerbatimChar"/>
+        </w:rPr>
+        <w:t xml:space="preserve">ResumeOrderOnInstallFinalized</w:t>
+      </w:r>
+      <w:r>
+        <w:t xml:space="preserve"> </w:t>
+      </w:r>
+      <w:r>
+        <w:t xml:space="preserve">correlates the</w:t>
+      </w:r>
+      <w:r>
+        <w:t xml:space="preserve"> </w:t>
+      </w:r>
+      <w:r>
+        <w:rPr>
+          <w:rStyle w:val="VerbatimChar"/>
+        </w:rPr>
+        <w:t xml:space="preserve">ful-install-finalized</w:t>
+      </w:r>
+      <w:r>
+        <w:t xml:space="preserve"> </w:t>
+      </w:r>
+      <w:r>
+        <w:t xml:space="preserve">catch.</w:t>
+      </w:r>
+    </w:p>
+    <w:p>
+      <w:pPr>
+        <w:numPr>
+          <w:ilvl w:val="0"/>
+          <w:numId w:val="1004"/>
+        </w:numPr>
+        <w:pStyle w:val="Compact"/>
+      </w:pPr>
+      <w:r>
+        <w:t xml:space="preserve">the flow resumes and moves on to the KYC gate.</w:t>
       </w:r>
     </w:p>
     <w:p>
@@ -1516,28 +1266,298 @@
           <w:iCs/>
           <w:i/>
         </w:rPr>
-        <w:t xml:space="preserve">Proven by</w:t>
+        <w:t xml:space="preserve">Foundation: outbox listener + message correlation.</w:t>
+      </w:r>
+    </w:p>
+    <w:bookmarkEnd w:id="26"/>
+    <w:bookmarkStart w:id="27" w:name="X6f51d453cda676e18b0753d230952c65e41ff4a"/>
+    <w:p>
+      <w:pPr>
+        <w:pStyle w:val="Heading3"/>
+      </w:pPr>
+      <w:r>
+        <w:t xml:space="preserve">4. Desk completes the install (manual path)</w:t>
+      </w:r>
+    </w:p>
+    <w:p>
+      <w:pPr>
+        <w:pStyle w:val="FirstParagraph"/>
+      </w:pPr>
+      <w:r>
+        <w:rPr>
+          <w:bCs/>
+          <w:b/>
+        </w:rPr>
+        <w:t xml:space="preserve">The story:</w:t>
+      </w:r>
+      <w:r>
+        <w:t xml:space="preserve"> </w:t>
+      </w:r>
+      <w:r>
+        <w:t xml:space="preserve">Sometimes the work-order event isn't the trigger — a desk agent confirms the install</w:t>
+      </w:r>
+      <w:r>
+        <w:t xml:space="preserve"> </w:t>
+      </w:r>
+      <w:r>
+        <w:t xml:space="preserve">manually instead. Either way reaches the exact same waiting point and resumes it.</w:t>
+      </w:r>
+    </w:p>
+    <w:p>
+      <w:pPr>
+        <w:pStyle w:val="BodyText"/>
+      </w:pPr>
+      <w:r>
+        <w:rPr>
+          <w:bCs/>
+          <w:b/>
+        </w:rPr>
+        <w:t xml:space="preserve">Who does what:</w:t>
+      </w:r>
+      <w:r>
+        <w:t xml:space="preserve"> </w:t>
+      </w:r>
+      <w:r>
+        <w:rPr>
+          <w:rStyle w:val="VerbatimChar"/>
+        </w:rPr>
+        <w:t xml:space="preserve">POST …/{id}/complete</w:t>
+      </w:r>
+      <w:r>
+        <w:t xml:space="preserve"> </w:t>
+      </w:r>
+      <w:r>
+        <w:t xml:space="preserve">→</w:t>
+      </w:r>
+      <w:r>
+        <w:t xml:space="preserve"> </w:t>
+      </w:r>
+      <w:r>
+        <w:rPr>
+          <w:rStyle w:val="VerbatimChar"/>
+        </w:rPr>
+        <w:t xml:space="preserve">OrderCaptureService::complete</w:t>
+      </w:r>
+      <w:r>
+        <w:t xml:space="preserve"> </w:t>
+      </w:r>
+      <w:r>
+        <w:t xml:space="preserve">correlates the same</w:t>
+      </w:r>
+      <w:r>
+        <w:t xml:space="preserve"> </w:t>
+      </w:r>
+      <w:r>
+        <w:rPr>
+          <w:rStyle w:val="VerbatimChar"/>
+        </w:rPr>
+        <w:t xml:space="preserve">ful-install-finalized</w:t>
+      </w:r>
+      <w:r>
+        <w:t xml:space="preserve"> </w:t>
+      </w:r>
+      <w:r>
+        <w:t xml:space="preserve">message (the desk equivalent of the WO event).</w:t>
+      </w:r>
+      <w:r>
+        <w:t xml:space="preserve"> </w:t>
       </w:r>
       <w:r>
         <w:rPr>
           <w:iCs/>
           <w:i/>
         </w:rPr>
-        <w:t xml:space="preserve"> </w:t>
-      </w:r>
-      <w:r>
-        <w:rPr>
-          <w:rStyle w:val="VerbatimChar"/>
+        <w:t xml:space="preserve">Shows: two ways to resume one catch.</w:t>
+      </w:r>
+    </w:p>
+    <w:bookmarkEnd w:id="27"/>
+    <w:bookmarkStart w:id="28" w:name="X1fb204b00b327ac3629ee29e7a63dc64f964650"/>
+    <w:p>
+      <w:pPr>
+        <w:pStyle w:val="Heading3"/>
+      </w:pPr>
+      <w:r>
+        <w:t xml:space="preserve">5. KYC gate parks, then approval resumes</w:t>
+      </w:r>
+    </w:p>
+    <w:p>
+      <w:pPr>
+        <w:pStyle w:val="FirstParagraph"/>
+      </w:pPr>
+      <w:r>
+        <w:rPr>
+          <w:bCs/>
+          <w:b/>
+        </w:rPr>
+        <w:t xml:space="preserve">The story:</w:t>
+      </w:r>
+      <w:r>
+        <w:t xml:space="preserve"> </w:t>
+      </w:r>
+      <w:r>
+        <w:t xml:space="preserve">Before the service can go live, the customer's identity check (KYC) must pass. If it's still</w:t>
+      </w:r>
+      <w:r>
+        <w:t xml:space="preserve"> </w:t>
+      </w:r>
+      <w:r>
+        <w:t xml:space="preserve">pending, the order waits at the KYC gate. When compliance approves the customer, the order wakes up, walks</w:t>
+      </w:r>
+      <w:r>
+        <w:t xml:space="preserve"> </w:t>
+      </w:r>
+      <w:r>
+        <w:t xml:space="preserve">back through the gate (now passing), and activates the service.</w:t>
+      </w:r>
+    </w:p>
+    <w:p>
+      <w:pPr>
+        <w:pStyle w:val="BodyText"/>
+      </w:pPr>
+      <w:r>
+        <w:rPr>
+          <w:bCs/>
+          <w:b/>
+        </w:rPr>
+        <w:t xml:space="preserve">Who does what:</w:t>
+      </w:r>
+    </w:p>
+    <w:p>
+      <w:pPr>
+        <w:numPr>
+          <w:ilvl w:val="0"/>
+          <w:numId w:val="1005"/>
+        </w:numPr>
+        <w:pStyle w:val="Compact"/>
+      </w:pPr>
+      <w:r>
+        <w:rPr>
+          <w:rStyle w:val="VerbatimChar"/>
+        </w:rPr>
+        <w:t xml:space="preserve">KycGateHandler</w:t>
+      </w:r>
+      <w:r>
+        <w:t xml:space="preserve">: customer is</w:t>
+      </w:r>
+      <w:r>
+        <w:t xml:space="preserve"> </w:t>
+      </w:r>
+      <w:r>
+        <w:rPr>
+          <w:rStyle w:val="VerbatimChar"/>
+        </w:rPr>
+        <w:t xml:space="preserve">PENDING</w:t>
+      </w:r>
+      <w:r>
+        <w:t xml:space="preserve"> </w:t>
+      </w:r>
+      <w:r>
+        <w:t xml:space="preserve">→ park at</w:t>
+      </w:r>
+      <w:r>
+        <w:t xml:space="preserve"> </w:t>
+      </w:r>
+      <w:r>
+        <w:rPr>
+          <w:rStyle w:val="VerbatimChar"/>
+        </w:rPr>
+        <w:t xml:space="preserve">AWAITING_KYC</w:t>
+      </w:r>
+      <w:r>
+        <w:t xml:space="preserve">.</w:t>
+      </w:r>
+    </w:p>
+    <w:p>
+      <w:pPr>
+        <w:numPr>
+          <w:ilvl w:val="0"/>
+          <w:numId w:val="1005"/>
+        </w:numPr>
+        <w:pStyle w:val="Compact"/>
+      </w:pPr>
+      <w:r>
+        <w:t xml:space="preserve">Final KYC approval →</w:t>
+      </w:r>
+      <w:r>
+        <w:t xml:space="preserve"> </w:t>
+      </w:r>
+      <w:r>
+        <w:rPr>
+          <w:rStyle w:val="VerbatimChar"/>
+        </w:rPr>
+        <w:t xml:space="preserve">CustomerKycApproved</w:t>
+      </w:r>
+      <w:r>
+        <w:t xml:space="preserve"> </w:t>
+      </w:r>
+      <w:r>
+        <w:t xml:space="preserve">→</w:t>
+      </w:r>
+      <w:r>
+        <w:t xml:space="preserve"> </w:t>
+      </w:r>
+      <w:r>
+        <w:rPr>
+          <w:rStyle w:val="VerbatimChar"/>
+        </w:rPr>
+        <w:t xml:space="preserve">ResumeOrderOnKycApproved</w:t>
+      </w:r>
+      <w:r>
+        <w:t xml:space="preserve"> </w:t>
+      </w:r>
+      <w:r>
+        <w:t xml:space="preserve">→ the flow loops back through the</w:t>
+      </w:r>
+      <w:r>
+        <w:t xml:space="preserve"> </w:t>
+      </w:r>
+      <w:r>
+        <w:t xml:space="preserve">gate (now</w:t>
+      </w:r>
+      <w:r>
+        <w:t xml:space="preserve"> </w:t>
+      </w:r>
+      <w:r>
+        <w:rPr>
+          <w:rStyle w:val="VerbatimChar"/>
+        </w:rPr>
+        <w:t xml:space="preserve">APPROVED</w:t>
+      </w:r>
+      <w:r>
+        <w:t xml:space="preserve">) → activation.</w:t>
+      </w:r>
+    </w:p>
+    <w:p>
+      <w:pPr>
+        <w:pStyle w:val="FirstParagraph"/>
+      </w:pPr>
+      <w:r>
+        <w:rPr>
           <w:iCs/>
           <w:i/>
         </w:rPr>
-        <w:t xml:space="preserve">FulfillmentJourneyTest::test_activation_is_gated_on_customer_kyc</w:t>
+        <w:t xml:space="preserve">Proven by</w:t>
       </w:r>
       <w:r>
         <w:rPr>
           <w:iCs/>
           <w:i/>
         </w:rPr>
+        <w:t xml:space="preserve"> </w:t>
+      </w:r>
+      <w:r>
+        <w:rPr>
+          <w:rStyle w:val="VerbatimChar"/>
+          <w:iCs/>
+          <w:i/>
+        </w:rPr>
+        <w:t xml:space="preserve">FulfillmentJourneyTest::test_activation_is_gated_on_customer_kyc</w:t>
+      </w:r>
+      <w:r>
+        <w:rPr>
+          <w:iCs/>
+          <w:i/>
+        </w:rPr>
         <w:t xml:space="preserve">.</w:t>
       </w:r>
     </w:p>
@@ -1605,9 +1625,15 @@
         </w:rPr>
         <w:t xml:space="preserve">Who does what:</w:t>
       </w:r>
-      <w:r>
-        <w:t xml:space="preserve"> </w:t>
-      </w:r>
+    </w:p>
+    <w:p>
+      <w:pPr>
+        <w:numPr>
+          <w:ilvl w:val="0"/>
+          <w:numId w:val="1006"/>
+        </w:numPr>
+        <w:pStyle w:val="Compact"/>
+      </w:pPr>
       <w:r>
         <w:t xml:space="preserve">KYC</w:t>
       </w:r>
@@ -1666,7 +1692,19 @@
         <w:t xml:space="preserve">OrderCaptureService::cancel</w:t>
       </w:r>
       <w:r>
-        <w:t xml:space="preserve">: interrupts the workflow,</w:t>
+        <w:t xml:space="preserve">.</w:t>
+      </w:r>
+    </w:p>
+    <w:p>
+      <w:pPr>
+        <w:numPr>
+          <w:ilvl w:val="0"/>
+          <w:numId w:val="1006"/>
+        </w:numPr>
+        <w:pStyle w:val="Compact"/>
+      </w:pPr>
+      <w:r>
+        <w:t xml:space="preserve">interrupts the workflow,</w:t>
       </w:r>
       <w:r>
         <w:t xml:space="preserve"> </w:t>
@@ -1689,33 +1727,144 @@
           <w:bCs/>
           <w:b/>
         </w:rPr>
-        <w:t xml:space="preserve">terminates the</w:t>
-      </w:r>
+        <w:t xml:space="preserve">terminates the half-built subscription</w:t>
+      </w:r>
+      <w:r>
+        <w:t xml:space="preserve">.</w:t>
+      </w:r>
+    </w:p>
+    <w:p>
+      <w:pPr>
+        <w:numPr>
+          <w:ilvl w:val="0"/>
+          <w:numId w:val="1006"/>
+        </w:numPr>
+        <w:pStyle w:val="Compact"/>
+      </w:pPr>
+      <w:r>
+        <w:t xml:space="preserve">Order →</w:t>
+      </w:r>
+      <w:r>
+        <w:t xml:space="preserve"> </w:t>
+      </w:r>
+      <w:r>
+        <w:rPr>
+          <w:rStyle w:val="VerbatimChar"/>
+        </w:rPr>
+        <w:t xml:space="preserve">CANCELLED</w:t>
+      </w:r>
+      <w:r>
+        <w:t xml:space="preserve">.</w:t>
+      </w:r>
+    </w:p>
+    <w:p>
+      <w:pPr>
+        <w:pStyle w:val="FirstParagraph"/>
+      </w:pPr>
+      <w:r>
+        <w:rPr>
+          <w:iCs/>
+          <w:i/>
+        </w:rPr>
+        <w:t xml:space="preserve">Proven by</w:t>
+      </w:r>
+      <w:r>
+        <w:rPr>
+          <w:iCs/>
+          <w:i/>
+        </w:rPr>
+        <w:t xml:space="preserve"> </w:t>
+      </w:r>
+      <w:r>
+        <w:rPr>
+          <w:rStyle w:val="VerbatimChar"/>
+          <w:iCs/>
+          <w:i/>
+        </w:rPr>
+        <w:t xml:space="preserve">FulfillmentJourneyTest::test_kyc_rejection_cancels_the_parked_order_and_compensates</w:t>
+      </w:r>
+      <w:r>
+        <w:rPr>
+          <w:iCs/>
+          <w:i/>
+        </w:rPr>
+        <w:t xml:space="preserve">.</w:t>
+      </w:r>
+    </w:p>
+    <w:bookmarkEnd w:id="29"/>
+    <w:bookmarkStart w:id="30" w:name="X8f8cef4ea6f1ad28eccdbaf9425ee1f5814c3c2"/>
+    <w:p>
+      <w:pPr>
+        <w:pStyle w:val="Heading3"/>
+      </w:pPr>
+      <w:r>
+        <w:t xml:space="preserve">7. Fraud flag blocks activation</w:t>
+      </w:r>
+    </w:p>
+    <w:p>
+      <w:pPr>
+        <w:pStyle w:val="FirstParagraph"/>
+      </w:pPr>
       <w:r>
         <w:rPr>
           <w:bCs/>
           <w:b/>
         </w:rPr>
-        <w:t xml:space="preserve"> </w:t>
-      </w:r>
+        <w:t xml:space="preserve">The story:</w:t>
+      </w:r>
+      <w:r>
+        <w:t xml:space="preserve"> </w:t>
+      </w:r>
+      <w:r>
+        <w:t xml:space="preserve">Even with everything else green, the system won't switch a customer on if they've been</w:t>
+      </w:r>
+      <w:r>
+        <w:t xml:space="preserve"> </w:t>
+      </w:r>
+      <w:r>
+        <w:t xml:space="preserve">flagged as a fraud risk. The order sits un-activated until the flag is cleared.</w:t>
+      </w:r>
+    </w:p>
+    <w:p>
+      <w:pPr>
+        <w:pStyle w:val="BodyText"/>
+      </w:pPr>
       <w:r>
         <w:rPr>
           <w:bCs/>
           <w:b/>
         </w:rPr>
-        <w:t xml:space="preserve">half-built subscription</w:t>
-      </w:r>
-      <w:r>
-        <w:t xml:space="preserve">. Order →</w:t>
-      </w:r>
-      <w:r>
-        <w:t xml:space="preserve"> </w:t>
-      </w:r>
-      <w:r>
-        <w:rPr>
-          <w:rStyle w:val="VerbatimChar"/>
-        </w:rPr>
-        <w:t xml:space="preserve">CANCELLED</w:t>
+        <w:t xml:space="preserve">Who does what:</w:t>
+      </w:r>
+    </w:p>
+    <w:p>
+      <w:pPr>
+        <w:numPr>
+          <w:ilvl w:val="0"/>
+          <w:numId w:val="1007"/>
+        </w:numPr>
+        <w:pStyle w:val="Compact"/>
+      </w:pPr>
+      <w:r>
+        <w:rPr>
+          <w:rStyle w:val="VerbatimChar"/>
+        </w:rPr>
+        <w:t xml:space="preserve">TriggerActivationHandler</w:t>
+      </w:r>
+      <w:r>
+        <w:t xml:space="preserve"> </w:t>
+      </w:r>
+      <w:r>
+        <w:t xml:space="preserve">checks ILM</w:t>
+      </w:r>
+      <w:r>
+        <w:t xml:space="preserve"> </w:t>
+      </w:r>
+      <w:r>
+        <w:rPr>
+          <w:rStyle w:val="VerbatimChar"/>
+        </w:rPr>
+        <w:t xml:space="preserve">hasProvisioningBlockingFlag</w:t>
       </w:r>
       <w:r>
         <w:t xml:space="preserve">.</w:t>
@@ -1723,7 +1872,34 @@
     </w:p>
     <w:p>
       <w:pPr>
-        <w:pStyle w:val="BodyText"/>
+        <w:numPr>
+          <w:ilvl w:val="0"/>
+          <w:numId w:val="1007"/>
+        </w:numPr>
+        <w:pStyle w:val="Compact"/>
+      </w:pPr>
+      <w:r>
+        <w:t xml:space="preserve">a</w:t>
+      </w:r>
+      <w:r>
+        <w:t xml:space="preserve"> </w:t>
+      </w:r>
+      <w:r>
+        <w:rPr>
+          <w:rStyle w:val="VerbatimChar"/>
+        </w:rPr>
+        <w:t xml:space="preserve">FRAUD_SUSPECTED</w:t>
+      </w:r>
+      <w:r>
+        <w:t xml:space="preserve"> </w:t>
+      </w:r>
+      <w:r>
+        <w:t xml:space="preserve">flag blocks activation (R-ILM-F-4) — the order stays un-activated until cleared.</w:t>
+      </w:r>
+    </w:p>
+    <w:p>
+      <w:pPr>
+        <w:pStyle w:val="FirstParagraph"/>
       </w:pPr>
       <w:r>
         <w:rPr>
@@ -1745,7 +1921,7 @@
           <w:iCs/>
           <w:i/>
         </w:rPr>
-        <w:t xml:space="preserve">FulfillmentJourneyTest::test_kyc_rejection_cancels_the_parked_order_and_compensates</w:t>
+        <w:t xml:space="preserve">FulfillmentJourneyTest</w:t>
       </w:r>
       <w:r>
         <w:rPr>
@@ -1755,14 +1931,14 @@
         <w:t xml:space="preserve">.</w:t>
       </w:r>
     </w:p>
-    <w:bookmarkEnd w:id="29"/>
-    <w:bookmarkStart w:id="30" w:name="X8f8cef4ea6f1ad28eccdbaf9425ee1f5814c3c2"/>
+    <w:bookmarkEnd w:id="30"/>
+    <w:bookmarkStart w:id="31" w:name="Xd37c72955e4248aff32bbf2bf90097413cd51c3"/>
     <w:p>
       <w:pPr>
         <w:pStyle w:val="Heading3"/>
       </w:pPr>
       <w:r>
-        <w:t xml:space="preserve">7. Fraud flag blocks activation</w:t>
+        <w:t xml:space="preserve">8. Cancel mid-flight → compensate</w:t>
       </w:r>
     </w:p>
     <w:p>
@@ -1780,13 +1956,19 @@
         <w:t xml:space="preserve"> </w:t>
       </w:r>
       <w:r>
-        <w:t xml:space="preserve">Even with everything else green, the system won't switch a customer on if they've been</w:t>
-      </w:r>
-      <w:r>
-        <w:t xml:space="preserve"> </w:t>
-      </w:r>
-      <w:r>
-        <w:t xml:space="preserve">flagged as a fraud risk. The order sits un-activated until the flag is cleared.</w:t>
+        <w:t xml:space="preserve">A desk agent can cancel an order at any point. Whatever has been built so far gets undone in</w:t>
+      </w:r>
+      <w:r>
+        <w:t xml:space="preserve"> </w:t>
+      </w:r>
+      <w:r>
+        <w:t xml:space="preserve">reverse order — the work order is cancelled, then the subscription is terminated — so nothing is left</w:t>
+      </w:r>
+      <w:r>
+        <w:t xml:space="preserve"> </w:t>
+      </w:r>
+      <w:r>
+        <w:t xml:space="preserve">dangling.</w:t>
       </w:r>
     </w:p>
     <w:p>
@@ -1800,199 +1982,91 @@
         </w:rPr>
         <w:t xml:space="preserve">Who does what:</w:t>
       </w:r>
-      <w:r>
-        <w:t xml:space="preserve"> </w:t>
-      </w:r>
-      <w:r>
-        <w:rPr>
-          <w:rStyle w:val="VerbatimChar"/>
-        </w:rPr>
-        <w:t xml:space="preserve">TriggerActivationHandler</w:t>
-      </w:r>
-      <w:r>
-        <w:t xml:space="preserve"> </w:t>
-      </w:r>
-      <w:r>
-        <w:t xml:space="preserve">checks ILM</w:t>
-      </w:r>
-      <w:r>
-        <w:t xml:space="preserve"> </w:t>
-      </w:r>
-      <w:r>
-        <w:rPr>
-          <w:rStyle w:val="VerbatimChar"/>
-        </w:rPr>
-        <w:t xml:space="preserve">hasProvisioningBlockingFlag</w:t>
-      </w:r>
-      <w:r>
-        <w:t xml:space="preserve">; a</w:t>
-      </w:r>
-      <w:r>
-        <w:t xml:space="preserve"> </w:t>
-      </w:r>
-      <w:r>
-        <w:rPr>
-          <w:rStyle w:val="VerbatimChar"/>
-        </w:rPr>
-        <w:t xml:space="preserve">FRAUD_SUSPECTED</w:t>
-      </w:r>
-      <w:r>
-        <w:t xml:space="preserve"> </w:t>
-      </w:r>
-      <w:r>
-        <w:t xml:space="preserve">flag blocks activation (R-ILM-F-4) — the order stays un-activated until cleared.</w:t>
-      </w:r>
-      <w:r>
-        <w:t xml:space="preserve"> </w:t>
-      </w:r>
-      <w:r>
-        <w:rPr>
-          <w:iCs/>
-          <w:i/>
-        </w:rPr>
-        <w:t xml:space="preserve">Proven by</w:t>
-      </w:r>
-      <w:r>
-        <w:rPr>
-          <w:iCs/>
-          <w:i/>
-        </w:rPr>
-        <w:t xml:space="preserve"> </w:t>
-      </w:r>
-      <w:r>
-        <w:rPr>
-          <w:rStyle w:val="VerbatimChar"/>
-          <w:iCs/>
-          <w:i/>
-        </w:rPr>
-        <w:t xml:space="preserve">FulfillmentJourneyTest</w:t>
-      </w:r>
-      <w:r>
-        <w:rPr>
-          <w:iCs/>
-          <w:i/>
-        </w:rPr>
+    </w:p>
+    <w:p>
+      <w:pPr>
+        <w:numPr>
+          <w:ilvl w:val="0"/>
+          <w:numId w:val="1008"/>
+        </w:numPr>
+        <w:pStyle w:val="Compact"/>
+      </w:pPr>
+      <w:r>
+        <w:rPr>
+          <w:rStyle w:val="VerbatimChar"/>
+        </w:rPr>
+        <w:t xml:space="preserve">POST …/{id}/cancel</w:t>
+      </w:r>
+      <w:r>
+        <w:t xml:space="preserve"> </w:t>
+      </w:r>
+      <w:r>
+        <w:t xml:space="preserve">→</w:t>
+      </w:r>
+      <w:r>
+        <w:t xml:space="preserve"> </w:t>
+      </w:r>
+      <w:r>
+        <w:rPr>
+          <w:rStyle w:val="VerbatimChar"/>
+        </w:rPr>
+        <w:t xml:space="preserve">cancel</w:t>
+      </w:r>
+      <w:r>
+        <w:t xml:space="preserve"> </w:t>
+      </w:r>
+      <w:r>
+        <w:t xml:space="preserve">interrupts the running</w:t>
+      </w:r>
+      <w:r>
+        <w:t xml:space="preserve"> </w:t>
+      </w:r>
+      <w:r>
+        <w:rPr>
+          <w:rStyle w:val="VerbatimChar"/>
+        </w:rPr>
+        <w:t xml:space="preserve">process_instance</w:t>
+      </w:r>
+      <w:r>
         <w:t xml:space="preserve">.</w:t>
       </w:r>
     </w:p>
-    <w:bookmarkEnd w:id="30"/>
-    <w:bookmarkStart w:id="31" w:name="Xd37c72955e4248aff32bbf2bf90097413cd51c3"/>
-    <w:p>
-      <w:pPr>
-        <w:pStyle w:val="Heading3"/>
-      </w:pPr>
-      <w:r>
-        <w:t xml:space="preserve">8. Cancel mid-flight → compensate</w:t>
+    <w:p>
+      <w:pPr>
+        <w:numPr>
+          <w:ilvl w:val="0"/>
+          <w:numId w:val="1008"/>
+        </w:numPr>
+        <w:pStyle w:val="Compact"/>
+      </w:pPr>
+      <w:r>
+        <w:t xml:space="preserve">then</w:t>
+      </w:r>
+      <w:r>
+        <w:t xml:space="preserve"> </w:t>
+      </w:r>
+      <w:r>
+        <w:rPr>
+          <w:rStyle w:val="VerbatimChar"/>
+        </w:rPr>
+        <w:t xml:space="preserve">compensate()</w:t>
+      </w:r>
+      <w:r>
+        <w:t xml:space="preserve"> </w:t>
+      </w:r>
+      <w:r>
+        <w:t xml:space="preserve">cancels a cancellable WO and terminates a non-terminated subscription (reverse creation</w:t>
+      </w:r>
+      <w:r>
+        <w:t xml:space="preserve"> </w:t>
+      </w:r>
+      <w:r>
+        <w:t xml:space="preserve">order).</w:t>
       </w:r>
     </w:p>
     <w:p>
       <w:pPr>
         <w:pStyle w:val="FirstParagraph"/>
-      </w:pPr>
-      <w:r>
-        <w:rPr>
-          <w:bCs/>
-          <w:b/>
-        </w:rPr>
-        <w:t xml:space="preserve">The story:</w:t>
-      </w:r>
-      <w:r>
-        <w:t xml:space="preserve"> </w:t>
-      </w:r>
-      <w:r>
-        <w:t xml:space="preserve">A desk agent can cancel an order at any point. Whatever has been built so far gets undone in</w:t>
-      </w:r>
-      <w:r>
-        <w:t xml:space="preserve"> </w:t>
-      </w:r>
-      <w:r>
-        <w:t xml:space="preserve">reverse order — the work order is cancelled, then the subscription is terminated — so nothing is left</w:t>
-      </w:r>
-      <w:r>
-        <w:t xml:space="preserve"> </w:t>
-      </w:r>
-      <w:r>
-        <w:t xml:space="preserve">dangling.</w:t>
-      </w:r>
-    </w:p>
-    <w:p>
-      <w:pPr>
-        <w:pStyle w:val="BodyText"/>
-      </w:pPr>
-      <w:r>
-        <w:rPr>
-          <w:bCs/>
-          <w:b/>
-        </w:rPr>
-        <w:t xml:space="preserve">Who does what:</w:t>
-      </w:r>
-      <w:r>
-        <w:t xml:space="preserve"> </w:t>
-      </w:r>
-      <w:r>
-        <w:rPr>
-          <w:rStyle w:val="VerbatimChar"/>
-        </w:rPr>
-        <w:t xml:space="preserve">POST …/{id}/cancel</w:t>
-      </w:r>
-      <w:r>
-        <w:t xml:space="preserve"> </w:t>
-      </w:r>
-      <w:r>
-        <w:t xml:space="preserve">→</w:t>
-      </w:r>
-      <w:r>
-        <w:t xml:space="preserve"> </w:t>
-      </w:r>
-      <w:r>
-        <w:rPr>
-          <w:rStyle w:val="VerbatimChar"/>
-        </w:rPr>
-        <w:t xml:space="preserve">cancel</w:t>
-      </w:r>
-      <w:r>
-        <w:t xml:space="preserve"> </w:t>
-      </w:r>
-      <w:r>
-        <w:t xml:space="preserve">interrupts the running</w:t>
-      </w:r>
-      <w:r>
-        <w:t xml:space="preserve"> </w:t>
-      </w:r>
-      <w:r>
-        <w:rPr>
-          <w:rStyle w:val="VerbatimChar"/>
-        </w:rPr>
-        <w:t xml:space="preserve">process_instance</w:t>
-      </w:r>
-      <w:r>
-        <w:t xml:space="preserve">, then</w:t>
-      </w:r>
-      <w:r>
-        <w:t xml:space="preserve"> </w:t>
-      </w:r>
-      <w:r>
-        <w:rPr>
-          <w:rStyle w:val="VerbatimChar"/>
-        </w:rPr>
-        <w:t xml:space="preserve">compensate()</w:t>
-      </w:r>
-      <w:r>
-        <w:t xml:space="preserve"> </w:t>
-      </w:r>
-      <w:r>
-        <w:t xml:space="preserve">cancels a cancellable WO and terminates a non-terminated subscription (reverse creation</w:t>
-      </w:r>
-      <w:r>
-        <w:t xml:space="preserve"> </w:t>
-      </w:r>
-      <w:r>
-        <w:t xml:space="preserve">order).</w:t>
-      </w:r>
-    </w:p>
-    <w:p>
-      <w:pPr>
-        <w:pStyle w:val="BodyText"/>
       </w:pPr>
       <w:r>
         <w:rPr>
@@ -4852,7 +4926,7 @@
       <w:pPr>
         <w:numPr>
           <w:ilvl w:val="0"/>
-          <w:numId w:val="1005"/>
+          <w:numId w:val="1009"/>
         </w:numPr>
         <w:pStyle w:val="Compact"/>
       </w:pPr>
@@ -4901,7 +4975,7 @@
       <w:pPr>
         <w:numPr>
           <w:ilvl w:val="0"/>
-          <w:numId w:val="1005"/>
+          <w:numId w:val="1009"/>
         </w:numPr>
         <w:pStyle w:val="Compact"/>
       </w:pPr>
@@ -4953,7 +5027,7 @@
       <w:pPr>
         <w:numPr>
           <w:ilvl w:val="0"/>
-          <w:numId w:val="1005"/>
+          <w:numId w:val="1009"/>
         </w:numPr>
         <w:pStyle w:val="Compact"/>
       </w:pPr>
@@ -5032,7 +5106,7 @@
               <a:graphicData uri="http://schemas.openxmlformats.org/drawingml/2006/picture">
                 <pic:pic>
                   <pic:nvPicPr>
-                    <pic:cNvPr descr="/tmp/docximg-d8ZS2x/fulfillment_md_2.png" id="35" name="Picture"/>
+                    <pic:cNvPr descr="/tmp/docximg-J7W2Aj/fulfillment_md_2.png" id="35" name="Picture"/>
                     <pic:cNvPicPr>
                       <a:picLocks noChangeArrowheads="1" noChangeAspect="1"/>
                     </pic:cNvPicPr>
@@ -6246,7 +6320,7 @@
       <w:pPr>
         <w:numPr>
           <w:ilvl w:val="0"/>
-          <w:numId w:val="1006"/>
+          <w:numId w:val="1010"/>
         </w:numPr>
         <w:pStyle w:val="Compact"/>
       </w:pPr>
@@ -6301,7 +6375,7 @@
       <w:pPr>
         <w:numPr>
           <w:ilvl w:val="0"/>
-          <w:numId w:val="1006"/>
+          <w:numId w:val="1010"/>
         </w:numPr>
         <w:pStyle w:val="Compact"/>
       </w:pPr>
@@ -6362,7 +6436,7 @@
               <a:graphicData uri="http://schemas.openxmlformats.org/drawingml/2006/picture">
                 <pic:pic>
                   <pic:nvPicPr>
-                    <pic:cNvPr descr="/tmp/docximg-d8ZS2x/fulfillment_md_3.png" id="39" name="Picture"/>
+                    <pic:cNvPr descr="/tmp/docximg-J7W2Aj/fulfillment_md_3.png" id="39" name="Picture"/>
                     <pic:cNvPicPr>
                       <a:picLocks noChangeArrowheads="1" noChangeAspect="1"/>
                     </pic:cNvPicPr>
@@ -6646,7 +6720,7 @@
       <w:pPr>
         <w:numPr>
           <w:ilvl w:val="0"/>
-          <w:numId w:val="1007"/>
+          <w:numId w:val="1011"/>
         </w:numPr>
         <w:pStyle w:val="Compact"/>
       </w:pPr>
@@ -6710,7 +6784,7 @@
       <w:pPr>
         <w:numPr>
           <w:ilvl w:val="0"/>
-          <w:numId w:val="1007"/>
+          <w:numId w:val="1011"/>
         </w:numPr>
         <w:pStyle w:val="Compact"/>
       </w:pPr>
@@ -6781,7 +6855,7 @@
       <w:pPr>
         <w:numPr>
           <w:ilvl w:val="0"/>
-          <w:numId w:val="1008"/>
+          <w:numId w:val="1012"/>
         </w:numPr>
         <w:pStyle w:val="Compact"/>
       </w:pPr>
@@ -6821,7 +6895,7 @@
       <w:pPr>
         <w:numPr>
           <w:ilvl w:val="0"/>
-          <w:numId w:val="1008"/>
+          <w:numId w:val="1012"/>
         </w:numPr>
         <w:pStyle w:val="Compact"/>
       </w:pPr>
@@ -7291,7 +7365,7 @@
       <w:pPr>
         <w:numPr>
           <w:ilvl w:val="0"/>
-          <w:numId w:val="1009"/>
+          <w:numId w:val="1013"/>
         </w:numPr>
         <w:pStyle w:val="Compact"/>
       </w:pPr>
@@ -7313,7 +7387,7 @@
       <w:pPr>
         <w:numPr>
           <w:ilvl w:val="0"/>
-          <w:numId w:val="1009"/>
+          <w:numId w:val="1013"/>
         </w:numPr>
         <w:pStyle w:val="Compact"/>
       </w:pPr>
@@ -7569,7 +7643,7 @@
       <w:pPr>
         <w:numPr>
           <w:ilvl w:val="0"/>
-          <w:numId w:val="1010"/>
+          <w:numId w:val="1014"/>
         </w:numPr>
         <w:pStyle w:val="Compact"/>
       </w:pPr>
@@ -7597,7 +7671,7 @@
       <w:pPr>
         <w:numPr>
           <w:ilvl w:val="0"/>
-          <w:numId w:val="1010"/>
+          <w:numId w:val="1014"/>
         </w:numPr>
         <w:pStyle w:val="Compact"/>
       </w:pPr>
@@ -7977,21 +8051,141 @@
     </w:lvlOverride>
   </w:num>
   <w:num w:numId="1005">
-    <w:abstractNumId w:val="991"/>
+    <w:abstractNumId w:val="99411"/>
+    <w:lvlOverride w:ilvl="0">
+      <w:startOverride w:val="1"/>
+    </w:lvlOverride>
+    <w:lvlOverride w:ilvl="1">
+      <w:startOverride w:val="1"/>
+    </w:lvlOverride>
+    <w:lvlOverride w:ilvl="2">
+      <w:startOverride w:val="1"/>
+    </w:lvlOverride>
+    <w:lvlOverride w:ilvl="3">
+      <w:startOverride w:val="1"/>
+    </w:lvlOverride>
+    <w:lvlOverride w:ilvl="4">
+      <w:startOverride w:val="1"/>
+    </w:lvlOverride>
+    <w:lvlOverride w:ilvl="5">
+      <w:startOverride w:val="1"/>
+    </w:lvlOverride>
+    <w:lvlOverride w:ilvl="6">
+      <w:startOverride w:val="1"/>
+    </w:lvlOverride>
+    <w:lvlOverride w:ilvl="7">
+      <w:startOverride w:val="1"/>
+    </w:lvlOverride>
+    <w:lvlOverride w:ilvl="8">
+      <w:startOverride w:val="1"/>
+    </w:lvlOverride>
   </w:num>
   <w:num w:numId="1006">
-    <w:abstractNumId w:val="991"/>
+    <w:abstractNumId w:val="99411"/>
+    <w:lvlOverride w:ilvl="0">
+      <w:startOverride w:val="1"/>
+    </w:lvlOverride>
+    <w:lvlOverride w:ilvl="1">
+      <w:startOverride w:val="1"/>
+    </w:lvlOverride>
+    <w:lvlOverride w:ilvl="2">
+      <w:startOverride w:val="1"/>
+    </w:lvlOverride>
+    <w:lvlOverride w:ilvl="3">
+      <w:startOverride w:val="1"/>
+    </w:lvlOverride>
+    <w:lvlOverride w:ilvl="4">
+      <w:startOverride w:val="1"/>
+    </w:lvlOverride>
+    <w:lvlOverride w:ilvl="5">
+      <w:startOverride w:val="1"/>
+    </w:lvlOverride>
+    <w:lvlOverride w:ilvl="6">
+      <w:startOverride w:val="1"/>
+    </w:lvlOverride>
+    <w:lvlOverride w:ilvl="7">
+      <w:startOverride w:val="1"/>
+    </w:lvlOverride>
+    <w:lvlOverride w:ilvl="8">
+      <w:startOverride w:val="1"/>
+    </w:lvlOverride>
   </w:num>
   <w:num w:numId="1007">
-    <w:abstractNumId w:val="991"/>
+    <w:abstractNumId w:val="99411"/>
+    <w:lvlOverride w:ilvl="0">
+      <w:startOverride w:val="1"/>
+    </w:lvlOverride>
+    <w:lvlOverride w:ilvl="1">
+      <w:startOverride w:val="1"/>
+    </w:lvlOverride>
+    <w:lvlOverride w:ilvl="2">
+      <w:startOverride w:val="1"/>
+    </w:lvlOverride>
+    <w:lvlOverride w:ilvl="3">
+      <w:startOverride w:val="1"/>
+    </w:lvlOverride>
+    <w:lvlOverride w:ilvl="4">
+      <w:startOverride w:val="1"/>
+    </w:lvlOverride>
+    <w:lvlOverride w:ilvl="5">
+      <w:startOverride w:val="1"/>
+    </w:lvlOverride>
+    <w:lvlOverride w:ilvl="6">
+      <w:startOverride w:val="1"/>
+    </w:lvlOverride>
+    <w:lvlOverride w:ilvl="7">
+      <w:startOverride w:val="1"/>
+    </w:lvlOverride>
+    <w:lvlOverride w:ilvl="8">
+      <w:startOverride w:val="1"/>
+    </w:lvlOverride>
   </w:num>
   <w:num w:numId="1008">
-    <w:abstractNumId w:val="991"/>
+    <w:abstractNumId w:val="99411"/>
+    <w:lvlOverride w:ilvl="0">
+      <w:startOverride w:val="1"/>
+    </w:lvlOverride>
+    <w:lvlOverride w:ilvl="1">
+      <w:startOverride w:val="1"/>
+    </w:lvlOverride>
+    <w:lvlOverride w:ilvl="2">
+      <w:startOverride w:val="1"/>
+    </w:lvlOverride>
+    <w:lvlOverride w:ilvl="3">
+      <w:startOverride w:val="1"/>
+    </w:lvlOverride>
+    <w:lvlOverride w:ilvl="4">
+      <w:startOverride w:val="1"/>
+    </w:lvlOverride>
+    <w:lvlOverride w:ilvl="5">
+      <w:startOverride w:val="1"/>
+    </w:lvlOverride>
+    <w:lvlOverride w:ilvl="6">
+      <w:startOverride w:val="1"/>
+    </w:lvlOverride>
+    <w:lvlOverride w:ilvl="7">
+      <w:startOverride w:val="1"/>
+    </w:lvlOverride>
+    <w:lvlOverride w:ilvl="8">
+      <w:startOverride w:val="1"/>
+    </w:lvlOverride>
   </w:num>
   <w:num w:numId="1009">
     <w:abstractNumId w:val="991"/>
   </w:num>
   <w:num w:numId="1010">
+    <w:abstractNumId w:val="991"/>
+  </w:num>
+  <w:num w:numId="1011">
+    <w:abstractNumId w:val="991"/>
+  </w:num>
+  <w:num w:numId="1012">
+    <w:abstractNumId w:val="991"/>
+  </w:num>
+  <w:num w:numId="1013">
+    <w:abstractNumId w:val="991"/>
+  </w:num>
+  <w:num w:numId="1014">
     <w:abstractNumId w:val="991"/>
   </w:num>
 </w:numbering>
